--- a/docs/credit_soc_timestep_soc_counterfactual_report_20260609_v2.docx
+++ b/docs/credit_soc_timestep_soc_counterfactual_report_20260609_v2.docx
@@ -2,10 +2,11 @@
 <file path=word/document.xml><?xml version="1.0" encoding="utf-8"?>
 <w:document xmlns:w="http://schemas.openxmlformats.org/wordprocessingml/2006/main" xmlns:m="http://schemas.openxmlformats.org/officeDocument/2006/math" xmlns:r="http://schemas.openxmlformats.org/officeDocument/2006/relationships" xmlns:o="urn:schemas-microsoft-com:office:office" xmlns:v="urn:schemas-microsoft-com:vml" xmlns:w10="urn:schemas-microsoft-com:office:word" xmlns:a="http://schemas.openxmlformats.org/drawingml/2006/main" xmlns:pic="http://schemas.openxmlformats.org/drawingml/2006/picture" xmlns:wp="http://schemas.openxmlformats.org/drawingml/2006/wordprocessingDrawing">
   <w:body>
-    <w:bookmarkStart w:id="85" w:name="timestep尺度信贷网络soc对照实验报告-v2"/>
+    <w:bookmarkStart w:id="86" w:name="timestep尺度信贷网络soc对照实验报告-v2"/>
     <w:p>
       <w:pPr>
         <w:pStyle w:val="Heading1"/>
+        <w:ind w:left="0" w:right="0" w:firstLine="0"/>
       </w:pPr>
       <w:r>
         <w:t xml:space="preserve">timestep尺度信贷网络SOC对照实验报告 v2</w:t>
@@ -19,10 +20,11 @@
         <w:t xml:space="preserve">生成时间：2026-06-09 13:26:58 CST</w:t>
       </w:r>
     </w:p>
-    <w:bookmarkStart w:id="20" w:name="实验协议"/>
+    <w:bookmarkStart w:id="21" w:name="实验协议"/>
     <w:p>
       <w:pPr>
         <w:pStyle w:val="Heading2"/>
+        <w:ind w:left="0" w:right="0" w:firstLine="0"/>
       </w:pPr>
       <w:r>
         <w:t xml:space="preserve">1. 实验协议</w:t>
@@ -325,11 +327,1245 @@
         <w:t xml:space="preserve">，不再使用 period_end 报告中的 period 占用率。</w:t>
       </w:r>
     </w:p>
+    <w:bookmarkStart w:id="20" w:name="扫描轴与固定参数基线"/>
+    <w:p>
+      <w:pPr>
+        <w:pStyle w:val="Heading3"/>
+        <w:ind w:left="0" w:right="0" w:firstLine="0"/>
+      </w:pPr>
+      <w:r>
+        <w:t xml:space="preserve">扫描轴与固定参数基线</w:t>
+      </w:r>
+    </w:p>
+    <w:p>
+      <w:pPr>
+        <w:pStyle w:val="FirstParagraph"/>
+      </w:pPr>
+      <w:r>
+        <w:t xml:space="preserve">本轮 timestep 对照保持上一轮</w:t>
+      </w:r>
+      <w:r>
+        <w:t xml:space="preserve"> </w:t>
+      </w:r>
+      <w:r>
+        <w:rPr>
+          <w:rStyle w:val="VerbatimChar"/>
+        </w:rPr>
+        <w:t xml:space="preserve">period_end</w:t>
+      </w:r>
+      <w:r>
+        <w:t xml:space="preserve"> </w:t>
+      </w:r>
+      <w:r>
+        <w:t xml:space="preserve">完备扫描的场景轴，但为了在有限时间内完成全景对照，重复数和单 run 长度采用快速筛查设置。</w:t>
+      </w:r>
+    </w:p>
+    <w:p>
+      <w:pPr>
+        <w:pStyle w:val="BodyText"/>
+      </w:pPr>
+      <w:r>
+        <w:t xml:space="preserve">扫描轴为：</w:t>
+      </w:r>
+    </w:p>
+    <w:tbl>
+      <w:tblPr>
+        <w:tblStyle w:val="Table"/>
+        <w:tblW w:type="pct" w:w="5000"/>
+        <w:tblLook w:firstRow="1" w:lastRow="0" w:firstColumn="0" w:lastColumn="0" w:noHBand="0" w:noVBand="0" w:val="0020"/>
+        <w:jc w:val="start"/>
+        <w:tblLayout w:type="fixed"/>
+      </w:tblPr>
+      <w:tblGrid>
+        <w:gridCol w:w="3960"/>
+        <w:gridCol w:w="3960"/>
+      </w:tblGrid>
+      <w:tr>
+        <w:trPr>
+          <w:tblHeader w:val="true"/>
+        </w:trPr>
+        <w:tc>
+          <w:tcPr/>
+          <w:p>
+            <w:pPr>
+              <w:pStyle w:val="Compact"/>
+              <w:jc w:val="left"/>
+            </w:pPr>
+            <w:r>
+              <w:t xml:space="preserve">轴</w:t>
+            </w:r>
+          </w:p>
+        </w:tc>
+        <w:tc>
+          <w:tcPr/>
+          <w:p>
+            <w:pPr>
+              <w:pStyle w:val="Compact"/>
+              <w:jc w:val="left"/>
+            </w:pPr>
+            <w:r>
+              <w:t xml:space="preserve">取值</w:t>
+            </w:r>
+          </w:p>
+        </w:tc>
+      </w:tr>
+      <w:tr>
+        <w:tc>
+          <w:tcPr/>
+          <w:p>
+            <w:pPr>
+              <w:pStyle w:val="Compact"/>
+              <w:jc w:val="left"/>
+            </w:pPr>
+            <w:r>
+              <w:t xml:space="preserve">收入到信贷尝试转换系数</w:t>
+            </w:r>
+            <w:r>
+              <w:t xml:space="preserve"> </w:t>
+            </w:r>
+            <w:r>
+              <w:rPr>
+                <w:rStyle w:val="VerbatimChar"/>
+              </w:rPr>
+              <w:t xml:space="preserve">c</w:t>
+            </w:r>
+          </w:p>
+        </w:tc>
+        <w:tc>
+          <w:tcPr/>
+          <w:p>
+            <w:pPr>
+              <w:pStyle w:val="Compact"/>
+              <w:jc w:val="left"/>
+            </w:pPr>
+            <w:r>
+              <w:rPr>
+                <w:rStyle w:val="VerbatimChar"/>
+              </w:rPr>
+              <w:t xml:space="preserve">0.10, 0.20, 0.30, 0.40, 0.50, 0.60, 0.70, 0.80</w:t>
+            </w:r>
+          </w:p>
+        </w:tc>
+      </w:tr>
+      <w:tr>
+        <w:tc>
+          <w:tcPr/>
+          <w:p>
+            <w:pPr>
+              <w:pStyle w:val="Compact"/>
+              <w:jc w:val="left"/>
+            </w:pPr>
+            <w:r>
+              <w:t xml:space="preserve">初始本金分布</w:t>
+            </w:r>
+          </w:p>
+        </w:tc>
+        <w:tc>
+          <w:tcPr/>
+          <w:p>
+            <w:pPr>
+              <w:pStyle w:val="Compact"/>
+              <w:jc w:val="left"/>
+            </w:pPr>
+            <w:r>
+              <w:rPr>
+                <w:rStyle w:val="VerbatimChar"/>
+              </w:rPr>
+              <w:t xml:space="preserve">equal, uniform, normal, lognormal, pareto</w:t>
+            </w:r>
+          </w:p>
+        </w:tc>
+      </w:tr>
+      <w:tr>
+        <w:tc>
+          <w:tcPr/>
+          <w:p>
+            <w:pPr>
+              <w:pStyle w:val="Compact"/>
+              <w:jc w:val="left"/>
+            </w:pPr>
+            <w:r>
+              <w:t xml:space="preserve">收入分配规则</w:t>
+            </w:r>
+          </w:p>
+        </w:tc>
+        <w:tc>
+          <w:tcPr/>
+          <w:p>
+            <w:pPr>
+              <w:pStyle w:val="Compact"/>
+              <w:jc w:val="left"/>
+            </w:pPr>
+            <w:r>
+              <w:rPr>
+                <w:rStyle w:val="VerbatimChar"/>
+              </w:rPr>
+              <w:t xml:space="preserve">uniform, biased</w:t>
+            </w:r>
+          </w:p>
+        </w:tc>
+      </w:tr>
+      <w:tr>
+        <w:tc>
+          <w:tcPr/>
+          <w:p>
+            <w:pPr>
+              <w:pStyle w:val="Compact"/>
+              <w:jc w:val="left"/>
+            </w:pPr>
+            <w:r>
+              <w:t xml:space="preserve">信贷增长规则</w:t>
+            </w:r>
+          </w:p>
+        </w:tc>
+        <w:tc>
+          <w:tcPr/>
+          <w:p>
+            <w:pPr>
+              <w:pStyle w:val="Compact"/>
+              <w:jc w:val="left"/>
+            </w:pPr>
+            <w:r>
+              <w:rPr>
+                <w:rStyle w:val="VerbatimChar"/>
+              </w:rPr>
+              <w:t xml:space="preserve">random, preferential_debt</w:t>
+            </w:r>
+          </w:p>
+        </w:tc>
+      </w:tr>
+      <w:tr>
+        <w:tc>
+          <w:tcPr/>
+          <w:p>
+            <w:pPr>
+              <w:pStyle w:val="Compact"/>
+              <w:jc w:val="left"/>
+            </w:pPr>
+            <w:r>
+              <w:t xml:space="preserve">支出机制</w:t>
+            </w:r>
+            <w:r>
+              <w:t xml:space="preserve"> </w:t>
+            </w:r>
+            <w:r>
+              <w:rPr>
+                <w:rStyle w:val="VerbatimChar"/>
+              </w:rPr>
+              <w:t xml:space="preserve">(a,b)</w:t>
+            </w:r>
+          </w:p>
+        </w:tc>
+        <w:tc>
+          <w:tcPr/>
+          <w:p>
+            <w:pPr>
+              <w:pStyle w:val="Compact"/>
+              <w:jc w:val="left"/>
+            </w:pPr>
+            <w:r>
+              <w:rPr>
+                <w:rStyle w:val="VerbatimChar"/>
+              </w:rPr>
+              <w:t xml:space="preserve">low=(0.01,0.10)</w:t>
+            </w:r>
+            <w:r>
+              <w:t xml:space="preserve">、</w:t>
+            </w:r>
+            <w:r>
+              <w:rPr>
+                <w:rStyle w:val="VerbatimChar"/>
+              </w:rPr>
+              <w:t xml:space="preserve">baseline=(0.02,0.20)</w:t>
+            </w:r>
+            <w:r>
+              <w:t xml:space="preserve">、</w:t>
+            </w:r>
+            <w:r>
+              <w:rPr>
+                <w:rStyle w:val="VerbatimChar"/>
+              </w:rPr>
+              <w:t xml:space="preserve">high_income=(0.02,0.40)</w:t>
+            </w:r>
+            <w:r>
+              <w:t xml:space="preserve">、</w:t>
+            </w:r>
+            <w:r>
+              <w:rPr>
+                <w:rStyle w:val="VerbatimChar"/>
+              </w:rPr>
+              <w:t xml:space="preserve">high_wealth=(0.04,0.20)</w:t>
+            </w:r>
+            <w:r>
+              <w:t xml:space="preserve">、</w:t>
+            </w:r>
+            <w:r>
+              <w:rPr>
+                <w:rStyle w:val="VerbatimChar"/>
+              </w:rPr>
+              <w:t xml:space="preserve">high_both=(0.04,0.40)</w:t>
+            </w:r>
+          </w:p>
+        </w:tc>
+      </w:tr>
+      <w:tr>
+        <w:tc>
+          <w:tcPr/>
+          <w:p>
+            <w:pPr>
+              <w:pStyle w:val="Compact"/>
+              <w:jc w:val="left"/>
+            </w:pPr>
+            <w:r>
+              <w:t xml:space="preserve">交易机会拓扑</w:t>
+            </w:r>
+          </w:p>
+        </w:tc>
+        <w:tc>
+          <w:tcPr/>
+          <w:p>
+            <w:pPr>
+              <w:pStyle w:val="Compact"/>
+              <w:jc w:val="left"/>
+            </w:pPr>
+            <w:r>
+              <w:rPr>
+                <w:rStyle w:val="VerbatimChar"/>
+              </w:rPr>
+              <w:t xml:space="preserve">complete</w:t>
+            </w:r>
+            <w:r>
+              <w:t xml:space="preserve">；</w:t>
+            </w:r>
+            <w:r>
+              <w:rPr>
+                <w:rStyle w:val="VerbatimChar"/>
+              </w:rPr>
+              <w:t xml:space="preserve">er/ba/sw</w:t>
+            </w:r>
+            <w:r>
+              <w:t xml:space="preserve"> </w:t>
+            </w:r>
+            <w:r>
+              <w:t xml:space="preserve">的目标平均度</w:t>
+            </w:r>
+            <w:r>
+              <w:t xml:space="preserve"> </w:t>
+            </w:r>
+            <w:r>
+              <w:rPr>
+                <w:rStyle w:val="VerbatimChar"/>
+              </w:rPr>
+              <w:t xml:space="preserve">k=6,12,24</w:t>
+            </w:r>
+          </w:p>
+        </w:tc>
+      </w:tr>
+    </w:tbl>
+    <w:p>
+      <w:pPr>
+        <w:pStyle w:val="BodyText"/>
+      </w:pPr>
+      <w:r>
+        <w:t xml:space="preserve">除上述扫描轴外，本轮保持以下固定基线：</w:t>
+      </w:r>
+    </w:p>
+    <w:tbl>
+      <w:tblPr>
+        <w:tblStyle w:val="Table"/>
+        <w:tblW w:type="pct" w:w="5000"/>
+        <w:tblLook w:firstRow="1" w:lastRow="0" w:firstColumn="0" w:lastColumn="0" w:noHBand="0" w:noVBand="0" w:val="0020"/>
+        <w:jc w:val="start"/>
+        <w:tblLayout w:type="fixed"/>
+      </w:tblPr>
+      <w:tblGrid>
+        <w:gridCol w:w="3960"/>
+        <w:gridCol w:w="3960"/>
+      </w:tblGrid>
+      <w:tr>
+        <w:trPr>
+          <w:tblHeader w:val="true"/>
+        </w:trPr>
+        <w:tc>
+          <w:tcPr/>
+          <w:p>
+            <w:pPr>
+              <w:pStyle w:val="Compact"/>
+              <w:jc w:val="left"/>
+            </w:pPr>
+            <w:r>
+              <w:t xml:space="preserve">固定项</w:t>
+            </w:r>
+          </w:p>
+        </w:tc>
+        <w:tc>
+          <w:tcPr/>
+          <w:p>
+            <w:pPr>
+              <w:pStyle w:val="Compact"/>
+              <w:jc w:val="left"/>
+            </w:pPr>
+            <w:r>
+              <w:t xml:space="preserve">本轮取值与含义</w:t>
+            </w:r>
+          </w:p>
+        </w:tc>
+      </w:tr>
+      <w:tr>
+        <w:tc>
+          <w:tcPr/>
+          <w:p>
+            <w:pPr>
+              <w:pStyle w:val="Compact"/>
+              <w:jc w:val="left"/>
+            </w:pPr>
+            <w:r>
+              <w:t xml:space="preserve">节点数</w:t>
+            </w:r>
+          </w:p>
+        </w:tc>
+        <w:tc>
+          <w:tcPr/>
+          <w:p>
+            <w:pPr>
+              <w:pStyle w:val="Compact"/>
+              <w:jc w:val="left"/>
+            </w:pPr>
+            <w:r>
+              <w:rPr>
+                <w:rStyle w:val="VerbatimChar"/>
+              </w:rPr>
+              <w:t xml:space="preserve">N=120</w:t>
+            </w:r>
+          </w:p>
+        </w:tc>
+      </w:tr>
+      <w:tr>
+        <w:tc>
+          <w:tcPr/>
+          <w:p>
+            <w:pPr>
+              <w:pStyle w:val="Compact"/>
+              <w:jc w:val="left"/>
+            </w:pPr>
+            <w:r>
+              <w:t xml:space="preserve">独立重复</w:t>
+            </w:r>
+          </w:p>
+        </w:tc>
+        <w:tc>
+          <w:tcPr/>
+          <w:p>
+            <w:pPr>
+              <w:pStyle w:val="Compact"/>
+              <w:jc w:val="left"/>
+            </w:pPr>
+            <w:r>
+              <w:t xml:space="preserve">每个 scenario</w:t>
+            </w:r>
+            <w:r>
+              <w:t xml:space="preserve"> </w:t>
+            </w:r>
+            <w:r>
+              <w:rPr>
+                <w:rStyle w:val="VerbatimChar"/>
+              </w:rPr>
+              <w:t xml:space="preserve">1</w:t>
+            </w:r>
+            <w:r>
+              <w:t xml:space="preserve"> </w:t>
+            </w:r>
+            <w:r>
+              <w:t xml:space="preserve">个 seed/run</w:t>
+            </w:r>
+          </w:p>
+        </w:tc>
+      </w:tr>
+      <w:tr>
+        <w:tc>
+          <w:tcPr/>
+          <w:p>
+            <w:pPr>
+              <w:pStyle w:val="Compact"/>
+              <w:jc w:val="left"/>
+            </w:pPr>
+            <w:r>
+              <w:t xml:space="preserve">单 run 长度</w:t>
+            </w:r>
+          </w:p>
+        </w:tc>
+        <w:tc>
+          <w:tcPr/>
+          <w:p>
+            <w:pPr>
+              <w:pStyle w:val="Compact"/>
+              <w:jc w:val="left"/>
+            </w:pPr>
+            <w:r>
+              <w:t xml:space="preserve">最多</w:t>
+            </w:r>
+            <w:r>
+              <w:t xml:space="preserve"> </w:t>
+            </w:r>
+            <w:r>
+              <w:rPr>
+                <w:rStyle w:val="VerbatimChar"/>
+              </w:rPr>
+              <w:t xml:space="preserve">20 periods</w:t>
+            </w:r>
+            <w:r>
+              <w:t xml:space="preserve">；</w:t>
+            </w:r>
+            <w:r>
+              <w:rPr>
+                <w:rStyle w:val="VerbatimChar"/>
+              </w:rPr>
+              <w:t xml:space="preserve">max_time_steps=0</w:t>
+            </w:r>
+            <w:r>
+              <w:t xml:space="preserve"> </w:t>
+            </w:r>
+            <w:r>
+              <w:t xml:space="preserve">表示不额外限制累计 time_step</w:t>
+            </w:r>
+          </w:p>
+        </w:tc>
+      </w:tr>
+      <w:tr>
+        <w:tc>
+          <w:tcPr/>
+          <w:p>
+            <w:pPr>
+              <w:pStyle w:val="Compact"/>
+              <w:jc w:val="left"/>
+            </w:pPr>
+            <w:r>
+              <w:t xml:space="preserve">单 period 微步上限</w:t>
+            </w:r>
+          </w:p>
+        </w:tc>
+        <w:tc>
+          <w:tcPr/>
+          <w:p>
+            <w:pPr>
+              <w:pStyle w:val="Compact"/>
+              <w:jc w:val="left"/>
+            </w:pPr>
+            <w:r>
+              <w:rPr>
+                <w:rStyle w:val="VerbatimChar"/>
+              </w:rPr>
+              <w:t xml:space="preserve">max_period_length_steps=500</w:t>
+            </w:r>
+            <w:r>
+              <w:t xml:space="preserve">；理论</w:t>
+            </w:r>
+            <w:r>
+              <w:t xml:space="preserve"> </w:t>
+            </w:r>
+            <w:r>
+              <w:rPr>
+                <w:rStyle w:val="VerbatimChar"/>
+              </w:rPr>
+              <w:t xml:space="preserve">K_t</w:t>
+            </w:r>
+            <w:r>
+              <w:t xml:space="preserve"> </w:t>
+            </w:r>
+            <w:r>
+              <w:t xml:space="preserve">仍记录，实际执行</w:t>
+            </w:r>
+            <w:r>
+              <w:t xml:space="preserve"> </w:t>
+            </w:r>
+            <w:r>
+              <w:rPr>
+                <w:rStyle w:val="VerbatimChar"/>
+              </w:rPr>
+              <w:t xml:space="preserve">min(K_t,500)</w:t>
+            </w:r>
+          </w:p>
+        </w:tc>
+      </w:tr>
+      <w:tr>
+        <w:tc>
+          <w:tcPr/>
+          <w:p>
+            <w:pPr>
+              <w:pStyle w:val="Compact"/>
+              <w:jc w:val="left"/>
+            </w:pPr>
+            <w:r>
+              <w:t xml:space="preserve">初始本金规模</w:t>
+            </w:r>
+          </w:p>
+        </w:tc>
+        <w:tc>
+          <w:tcPr/>
+          <w:p>
+            <w:pPr>
+              <w:pStyle w:val="Compact"/>
+              <w:jc w:val="left"/>
+            </w:pPr>
+            <w:r>
+              <w:rPr>
+                <w:rStyle w:val="VerbatimChar"/>
+              </w:rPr>
+              <w:t xml:space="preserve">mean_initial_money=20.0</w:t>
+            </w:r>
+            <w:r>
+              <w:t xml:space="preserve">；具体样本由本金分布决定</w:t>
+            </w:r>
+          </w:p>
+        </w:tc>
+      </w:tr>
+      <w:tr>
+        <w:tc>
+          <w:tcPr/>
+          <w:p>
+            <w:pPr>
+              <w:pStyle w:val="Compact"/>
+              <w:jc w:val="left"/>
+            </w:pPr>
+            <w:r>
+              <w:t xml:space="preserve">初始参考收入</w:t>
+            </w:r>
+          </w:p>
+        </w:tc>
+        <w:tc>
+          <w:tcPr/>
+          <w:p>
+            <w:pPr>
+              <w:pStyle w:val="Compact"/>
+              <w:jc w:val="left"/>
+            </w:pPr>
+            <w:r>
+              <w:rPr>
+                <w:rStyle w:val="VerbatimChar"/>
+              </w:rPr>
+              <w:t xml:space="preserve">initial_income_per_capita=5.0</w:t>
+            </w:r>
+            <w:r>
+              <w:t xml:space="preserve">，所以初始</w:t>
+            </w:r>
+            <w:r>
+              <w:t xml:space="preserve"> </w:t>
+            </w:r>
+            <w:r>
+              <w:rPr>
+                <w:rStyle w:val="VerbatimChar"/>
+              </w:rPr>
+              <w:t xml:space="preserve">Y_0=120*5=600</w:t>
+            </w:r>
+          </w:p>
+        </w:tc>
+      </w:tr>
+      <w:tr>
+        <w:tc>
+          <w:tcPr/>
+          <w:p>
+            <w:pPr>
+              <w:pStyle w:val="Compact"/>
+              <w:jc w:val="left"/>
+            </w:pPr>
+            <w:r>
+              <w:t xml:space="preserve">period 长度规则</w:t>
+            </w:r>
+          </w:p>
+        </w:tc>
+        <w:tc>
+          <w:tcPr/>
+          <w:p>
+            <w:pPr>
+              <w:pStyle w:val="Compact"/>
+              <w:jc w:val="left"/>
+            </w:pPr>
+            <w:r>
+              <w:t xml:space="preserve">收入内生：</w:t>
+            </w:r>
+            <w:r>
+              <w:rPr>
+                <w:rStyle w:val="VerbatimChar"/>
+              </w:rPr>
+              <w:t xml:space="preserve">K_t=round(c*Y_(t-1))</w:t>
+            </w:r>
+            <w:r>
+              <w:t xml:space="preserve">；固定</w:t>
+            </w:r>
+            <w:r>
+              <w:t xml:space="preserve"> </w:t>
+            </w:r>
+            <w:r>
+              <w:rPr>
+                <w:rStyle w:val="VerbatimChar"/>
+              </w:rPr>
+              <w:t xml:space="preserve">K</w:t>
+            </w:r>
+            <w:r>
+              <w:t xml:space="preserve"> </w:t>
+            </w:r>
+            <w:r>
+              <w:t xml:space="preserve">参数不参与本轮计算</w:t>
+            </w:r>
+          </w:p>
+        </w:tc>
+      </w:tr>
+      <w:tr>
+        <w:tc>
+          <w:tcPr/>
+          <w:p>
+            <w:pPr>
+              <w:pStyle w:val="Compact"/>
+              <w:jc w:val="left"/>
+            </w:pPr>
+            <w:r>
+              <w:t xml:space="preserve">单位信贷规模</w:t>
+            </w:r>
+          </w:p>
+        </w:tc>
+        <w:tc>
+          <w:tcPr/>
+          <w:p>
+            <w:pPr>
+              <w:pStyle w:val="Compact"/>
+              <w:jc w:val="left"/>
+            </w:pPr>
+            <w:r>
+              <w:t xml:space="preserve">每个成功 credit</w:t>
+            </w:r>
+            <w:r>
+              <w:t xml:space="preserve"> </w:t>
+            </w:r>
+            <w:r>
+              <w:rPr>
+                <w:rStyle w:val="VerbatimChar"/>
+              </w:rPr>
+              <w:t xml:space="preserve">time_step</w:t>
+            </w:r>
+            <w:r>
+              <w:t xml:space="preserve"> </w:t>
+            </w:r>
+            <w:r>
+              <w:t xml:space="preserve">只新增</w:t>
+            </w:r>
+            <w:r>
+              <w:t xml:space="preserve"> </w:t>
+            </w:r>
+            <w:r>
+              <w:rPr>
+                <w:rStyle w:val="VerbatimChar"/>
+              </w:rPr>
+              <w:t xml:space="preserve">1</w:t>
+            </w:r>
+            <w:r>
+              <w:t xml:space="preserve"> </w:t>
+            </w:r>
+            <w:r>
+              <w:t xml:space="preserve">单位有向信贷暴露</w:t>
+            </w:r>
+          </w:p>
+        </w:tc>
+      </w:tr>
+      <w:tr>
+        <w:tc>
+          <w:tcPr/>
+          <w:p>
+            <w:pPr>
+              <w:pStyle w:val="Compact"/>
+              <w:jc w:val="left"/>
+            </w:pPr>
+            <w:r>
+              <w:t xml:space="preserve">微结算规则</w:t>
+            </w:r>
+          </w:p>
+        </w:tc>
+        <w:tc>
+          <w:tcPr/>
+          <w:p>
+            <w:pPr>
+              <w:pStyle w:val="Compact"/>
+              <w:jc w:val="left"/>
+            </w:pPr>
+            <w:r>
+              <w:t xml:space="preserve">每个 credit</w:t>
+            </w:r>
+            <w:r>
+              <w:t xml:space="preserve"> </w:t>
+            </w:r>
+            <w:r>
+              <w:rPr>
+                <w:rStyle w:val="VerbatimChar"/>
+              </w:rPr>
+              <w:t xml:space="preserve">time_step</w:t>
+            </w:r>
+            <w:r>
+              <w:t xml:space="preserve"> </w:t>
+            </w:r>
+            <w:r>
+              <w:t xml:space="preserve">后立即做按</w:t>
+            </w:r>
+            <w:r>
+              <w:t xml:space="preserve"> </w:t>
+            </w:r>
+            <w:r>
+              <w:rPr>
+                <w:rStyle w:val="VerbatimChar"/>
+              </w:rPr>
+              <w:t xml:space="preserve">1/K_t</w:t>
+            </w:r>
+            <w:r>
+              <w:t xml:space="preserve"> </w:t>
+            </w:r>
+            <w:r>
+              <w:t xml:space="preserve">缩放的投资/消费支出、收入分配、违约检查和完整清算</w:t>
+            </w:r>
+          </w:p>
+        </w:tc>
+      </w:tr>
+      <w:tr>
+        <w:tc>
+          <w:tcPr/>
+          <w:p>
+            <w:pPr>
+              <w:pStyle w:val="Compact"/>
+              <w:jc w:val="left"/>
+            </w:pPr>
+            <w:r>
+              <w:t xml:space="preserve">支出顺序</w:t>
+            </w:r>
+          </w:p>
+        </w:tc>
+        <w:tc>
+          <w:tcPr/>
+          <w:p>
+            <w:pPr>
+              <w:pStyle w:val="Compact"/>
+              <w:jc w:val="left"/>
+            </w:pPr>
+            <w:r>
+              <w:t xml:space="preserve">先投资支出，再消费支出；二者都受主体现金约束</w:t>
+            </w:r>
+          </w:p>
+        </w:tc>
+      </w:tr>
+      <w:tr>
+        <w:tc>
+          <w:tcPr/>
+          <w:p>
+            <w:pPr>
+              <w:pStyle w:val="Compact"/>
+              <w:jc w:val="left"/>
+            </w:pPr>
+            <w:r>
+              <w:t xml:space="preserve">违约阈值</w:t>
+            </w:r>
+          </w:p>
+        </w:tc>
+        <w:tc>
+          <w:tcPr/>
+          <w:p>
+            <w:pPr>
+              <w:pStyle w:val="Compact"/>
+              <w:jc w:val="left"/>
+            </w:pPr>
+            <w:r>
+              <w:rPr>
+                <w:rStyle w:val="VerbatimChar"/>
+              </w:rPr>
+              <w:t xml:space="preserve">default_threshold=0.0</w:t>
+            </w:r>
+            <w:r>
+              <w:t xml:space="preserve">，严格</w:t>
+            </w:r>
+            <w:r>
+              <w:t xml:space="preserve"> </w:t>
+            </w:r>
+            <w:r>
+              <w:rPr>
+                <w:rStyle w:val="VerbatimChar"/>
+              </w:rPr>
+              <w:t xml:space="preserve">W_i&lt;0</w:t>
+            </w:r>
+            <w:r>
+              <w:t xml:space="preserve"> </w:t>
+            </w:r>
+            <w:r>
+              <w:t xml:space="preserve">才违约</w:t>
+            </w:r>
+          </w:p>
+        </w:tc>
+      </w:tr>
+      <w:tr>
+        <w:tc>
+          <w:tcPr/>
+          <w:p>
+            <w:pPr>
+              <w:pStyle w:val="Compact"/>
+              <w:jc w:val="left"/>
+            </w:pPr>
+            <w:r>
+              <w:t xml:space="preserve">大级联标签阈值</w:t>
+            </w:r>
+          </w:p>
+        </w:tc>
+        <w:tc>
+          <w:tcPr/>
+          <w:p>
+            <w:pPr>
+              <w:pStyle w:val="Compact"/>
+              <w:jc w:val="left"/>
+            </w:pPr>
+            <w:r>
+              <w:rPr>
+                <w:rStyle w:val="VerbatimChar"/>
+              </w:rPr>
+              <w:t xml:space="preserve">collapse_threshold_fraction=0.10</w:t>
+            </w:r>
+            <w:r>
+              <w:t xml:space="preserve">，在</w:t>
+            </w:r>
+            <w:r>
+              <w:t xml:space="preserve"> </w:t>
+            </w:r>
+            <w:r>
+              <w:rPr>
+                <w:rStyle w:val="VerbatimChar"/>
+              </w:rPr>
+              <w:t xml:space="preserve">N=120</w:t>
+            </w:r>
+            <w:r>
+              <w:t xml:space="preserve"> </w:t>
+            </w:r>
+            <w:r>
+              <w:t xml:space="preserve">下等价于至少</w:t>
+            </w:r>
+            <w:r>
+              <w:t xml:space="preserve"> </w:t>
+            </w:r>
+            <w:r>
+              <w:rPr>
+                <w:rStyle w:val="VerbatimChar"/>
+              </w:rPr>
+              <w:t xml:space="preserve">12</w:t>
+            </w:r>
+            <w:r>
+              <w:t xml:space="preserve"> </w:t>
+            </w:r>
+            <w:r>
+              <w:t xml:space="preserve">个节点</w:t>
+            </w:r>
+          </w:p>
+        </w:tc>
+      </w:tr>
+      <w:tr>
+        <w:tc>
+          <w:tcPr/>
+          <w:p>
+            <w:pPr>
+              <w:pStyle w:val="Compact"/>
+              <w:jc w:val="left"/>
+            </w:pPr>
+            <w:r>
+              <w:t xml:space="preserve">清算规则</w:t>
+            </w:r>
+          </w:p>
+        </w:tc>
+        <w:tc>
+          <w:tcPr/>
+          <w:p>
+            <w:pPr>
+              <w:pStyle w:val="Compact"/>
+              <w:jc w:val="left"/>
+            </w:pPr>
+            <w:r>
+              <w:rPr>
+                <w:rStyle w:val="VerbatimChar"/>
+              </w:rPr>
+              <w:t xml:space="preserve">wipe_defaulted_assets=True</w:t>
+            </w:r>
+            <w:r>
+              <w:t xml:space="preserve">；现金不额外扣除，贷款资产/债务负债表内减记</w:t>
+            </w:r>
+          </w:p>
+        </w:tc>
+      </w:tr>
+      <w:tr>
+        <w:tc>
+          <w:tcPr/>
+          <w:p>
+            <w:pPr>
+              <w:pStyle w:val="Compact"/>
+              <w:jc w:val="left"/>
+            </w:pPr>
+            <w:r>
+              <w:t xml:space="preserve">违约后节点状态</w:t>
+            </w:r>
+          </w:p>
+        </w:tc>
+        <w:tc>
+          <w:tcPr/>
+          <w:p>
+            <w:pPr>
+              <w:pStyle w:val="Compact"/>
+              <w:jc w:val="left"/>
+            </w:pPr>
+            <w:r>
+              <w:rPr>
+                <w:rStyle w:val="VerbatimChar"/>
+              </w:rPr>
+              <w:t xml:space="preserve">continue_after_avalanche</w:t>
+            </w:r>
+            <w:r>
+              <w:t xml:space="preserve">：清算后节点不永久退出，后续微步/period 仍可参与</w:t>
+            </w:r>
+          </w:p>
+        </w:tc>
+      </w:tr>
+      <w:tr>
+        <w:tc>
+          <w:tcPr/>
+          <w:p>
+            <w:pPr>
+              <w:pStyle w:val="Compact"/>
+              <w:jc w:val="left"/>
+            </w:pPr>
+            <w:r>
+              <w:t xml:space="preserve">违约检查粒度</w:t>
+            </w:r>
+          </w:p>
+        </w:tc>
+        <w:tc>
+          <w:tcPr/>
+          <w:p>
+            <w:pPr>
+              <w:pStyle w:val="Compact"/>
+              <w:jc w:val="left"/>
+            </w:pPr>
+            <w:r>
+              <w:rPr>
+                <w:rStyle w:val="VerbatimChar"/>
+              </w:rPr>
+              <w:t xml:space="preserve">timestep_settle_check</w:t>
+            </w:r>
+            <w:r>
+              <w:t xml:space="preserve">：每个 credit 微步后检查，而不是期末批量检查</w:t>
+            </w:r>
+          </w:p>
+        </w:tc>
+      </w:tr>
+      <w:tr>
+        <w:tc>
+          <w:tcPr/>
+          <w:p>
+            <w:pPr>
+              <w:pStyle w:val="Compact"/>
+              <w:jc w:val="left"/>
+            </w:pPr>
+            <w:r>
+              <w:t xml:space="preserve">会计校验</w:t>
+            </w:r>
+          </w:p>
+        </w:tc>
+        <w:tc>
+          <w:tcPr/>
+          <w:p>
+            <w:pPr>
+              <w:pStyle w:val="Compact"/>
+              <w:jc w:val="left"/>
+            </w:pPr>
+            <w:r>
+              <w:t xml:space="preserve">正式 v2 为加速设置</w:t>
+            </w:r>
+            <w:r>
+              <w:t xml:space="preserve"> </w:t>
+            </w:r>
+            <w:r>
+              <w:rPr>
+                <w:rStyle w:val="VerbatimChar"/>
+              </w:rPr>
+              <w:t xml:space="preserve">validate_accounting=False</w:t>
+            </w:r>
+            <w:r>
+              <w:t xml:space="preserve">；小样本 smoke test 已用校验通过</w:t>
+            </w:r>
+          </w:p>
+        </w:tc>
+      </w:tr>
+      <w:tr>
+        <w:tc>
+          <w:tcPr/>
+          <w:p>
+            <w:pPr>
+              <w:pStyle w:val="Compact"/>
+              <w:jc w:val="left"/>
+            </w:pPr>
+            <w:r>
+              <w:t xml:space="preserve">biased 基础权重</w:t>
+            </w:r>
+          </w:p>
+        </w:tc>
+        <w:tc>
+          <w:tcPr/>
+          <w:p>
+            <w:pPr>
+              <w:pStyle w:val="Compact"/>
+              <w:jc w:val="left"/>
+            </w:pPr>
+            <w:r>
+              <w:rPr>
+                <w:rStyle w:val="VerbatimChar"/>
+              </w:rPr>
+              <w:t xml:space="preserve">income_bias_floor=1.0</w:t>
+            </w:r>
+          </w:p>
+        </w:tc>
+      </w:tr>
+      <w:tr>
+        <w:tc>
+          <w:tcPr/>
+          <w:p>
+            <w:pPr>
+              <w:pStyle w:val="Compact"/>
+              <w:jc w:val="left"/>
+            </w:pPr>
+            <w:r>
+              <w:t xml:space="preserve">SW 重连概率</w:t>
+            </w:r>
+          </w:p>
+        </w:tc>
+        <w:tc>
+          <w:tcPr/>
+          <w:p>
+            <w:pPr>
+              <w:pStyle w:val="Compact"/>
+              <w:jc w:val="left"/>
+            </w:pPr>
+            <w:r>
+              <w:rPr>
+                <w:rStyle w:val="VerbatimChar"/>
+              </w:rPr>
+              <w:t xml:space="preserve">sw_rewire_probability=0.10</w:t>
+            </w:r>
+          </w:p>
+        </w:tc>
+      </w:tr>
+      <w:tr>
+        <w:tc>
+          <w:tcPr/>
+          <w:p>
+            <w:pPr>
+              <w:pStyle w:val="Compact"/>
+              <w:jc w:val="left"/>
+            </w:pPr>
+            <w:r>
+              <w:t xml:space="preserve">随机种子基线</w:t>
+            </w:r>
+          </w:p>
+        </w:tc>
+        <w:tc>
+          <w:tcPr/>
+          <w:p>
+            <w:pPr>
+              <w:pStyle w:val="Compact"/>
+              <w:jc w:val="left"/>
+            </w:pPr>
+            <w:r>
+              <w:t xml:space="preserve">主演化</w:t>
+            </w:r>
+            <w:r>
+              <w:t xml:space="preserve"> </w:t>
+            </w:r>
+            <w:r>
+              <w:rPr>
+                <w:rStyle w:val="VerbatimChar"/>
+              </w:rPr>
+              <w:t xml:space="preserve">seed_base=2026060900</w:t>
+            </w:r>
+            <w:r>
+              <w:t xml:space="preserve">，拓扑</w:t>
+            </w:r>
+            <w:r>
+              <w:t xml:space="preserve"> </w:t>
+            </w:r>
+            <w:r>
+              <w:rPr>
+                <w:rStyle w:val="VerbatimChar"/>
+              </w:rPr>
+              <w:t xml:space="preserve">topology_seed_base=2026069900</w:t>
+            </w:r>
+          </w:p>
+        </w:tc>
+      </w:tr>
+    </w:tbl>
+    <w:p>
+      <w:pPr>
+        <w:pStyle w:val="BodyText"/>
+      </w:pPr>
+      <w:r>
+        <w:t xml:space="preserve">拓扑变量的含义与</w:t>
+      </w:r>
+      <w:r>
+        <w:t xml:space="preserve"> </w:t>
+      </w:r>
+      <w:r>
+        <w:rPr>
+          <w:rStyle w:val="VerbatimChar"/>
+        </w:rPr>
+        <w:t xml:space="preserve">period_end</w:t>
+      </w:r>
+      <w:r>
+        <w:t xml:space="preserve"> </w:t>
+      </w:r>
+      <w:r>
+        <w:t xml:space="preserve">扫描相同：</w:t>
+      </w:r>
+      <w:r>
+        <w:rPr>
+          <w:rStyle w:val="VerbatimChar"/>
+        </w:rPr>
+        <w:t xml:space="preserve">er/ba/sw</w:t>
+      </w:r>
+      <w:r>
+        <w:t xml:space="preserve"> </w:t>
+      </w:r>
+      <w:r>
+        <w:t xml:space="preserve">先生成无向“交易机会图”，它只限制后续每个 credit</w:t>
+      </w:r>
+      <w:r>
+        <w:t xml:space="preserve"> </w:t>
+      </w:r>
+      <w:r>
+        <w:rPr>
+          <w:rStyle w:val="VerbatimChar"/>
+        </w:rPr>
+        <w:t xml:space="preserve">time_step</w:t>
+      </w:r>
+      <w:r>
+        <w:t xml:space="preserve"> </w:t>
+      </w:r>
+      <w:r>
+        <w:t xml:space="preserve">可以选择哪些节点对作为信贷对手方；初始化时实际信贷暴露矩阵仍为空。后续新增信贷暴露是有向、带权、可重复累积的，方向由当次贷款人/借款人决定。</w:t>
+      </w:r>
+      <w:r>
+        <w:rPr>
+          <w:rStyle w:val="VerbatimChar"/>
+        </w:rPr>
+        <w:t xml:space="preserve">complete</w:t>
+      </w:r>
+      <w:r>
+        <w:t xml:space="preserve"> </w:t>
+      </w:r>
+      <w:r>
+        <w:t xml:space="preserve">表示不施加额外机会边界。</w:t>
+      </w:r>
+    </w:p>
     <w:bookmarkEnd w:id="20"/>
-    <w:bookmarkStart w:id="27" w:name="与-period_end-的总体差异"/>
+    <w:bookmarkEnd w:id="21"/>
+    <w:bookmarkStart w:id="28" w:name="与-period_end-的总体差异"/>
     <w:p>
       <w:pPr>
         <w:pStyle w:val="Heading2"/>
+        <w:ind w:left="0" w:right="0" w:firstLine="0"/>
       </w:pPr>
       <w:r>
         <w:t xml:space="preserve">2. 与 period_end 的总体差异</w:t>
@@ -368,18 +1604,18 @@
           <wp:inline>
             <wp:extent cx="5334000" cy="3657600"/>
             <wp:effectExtent b="0" l="0" r="0" t="0"/>
-            <wp:docPr descr="protocol_compare_by_c.png" title="" id="22" name="Picture"/>
+            <wp:docPr descr="protocol_compare_by_c.png" title="" id="23" name="Picture"/>
             <a:graphic>
               <a:graphicData uri="http://schemas.openxmlformats.org/drawingml/2006/picture">
                 <pic:pic>
                   <pic:nvPicPr>
-                    <pic:cNvPr descr="../results/credit_soc_timestep_scan_analysis_20260609_v2/protocol_compare_by_c.png" id="23" name="Picture"/>
+                    <pic:cNvPr descr="../results/credit_soc_timestep_scan_analysis_20260609_v2/protocol_compare_by_c.png" id="24" name="Picture"/>
                     <pic:cNvPicPr>
                       <a:picLocks noChangeArrowheads="1" noChangeAspect="1"/>
                     </pic:cNvPicPr>
                   </pic:nvPicPr>
                   <pic:blipFill>
-                    <a:blip r:embed="rId21"/>
+                    <a:blip r:embed="rId22"/>
                     <a:stretch>
                       <a:fillRect/>
                     </a:stretch>
@@ -423,18 +1659,18 @@
           <wp:inline>
             <wp:extent cx="5334000" cy="2461846"/>
             <wp:effectExtent b="0" l="0" r="0" t="0"/>
-            <wp:docPr descr="protocol_scenario_scatter.png" title="" id="25" name="Picture"/>
+            <wp:docPr descr="protocol_scenario_scatter.png" title="" id="26" name="Picture"/>
             <a:graphic>
               <a:graphicData uri="http://schemas.openxmlformats.org/drawingml/2006/picture">
                 <pic:pic>
                   <pic:nvPicPr>
-                    <pic:cNvPr descr="../results/credit_soc_timestep_scan_analysis_20260609_v2/protocol_scenario_scatter.png" id="26" name="Picture"/>
+                    <pic:cNvPr descr="../results/credit_soc_timestep_scan_analysis_20260609_v2/protocol_scenario_scatter.png" id="27" name="Picture"/>
                     <pic:cNvPicPr>
                       <a:picLocks noChangeArrowheads="1" noChangeAspect="1"/>
                     </pic:cNvPicPr>
                   </pic:nvPicPr>
                   <pic:blipFill>
-                    <a:blip r:embed="rId24"/>
+                    <a:blip r:embed="rId25"/>
                     <a:stretch>
                       <a:fillRect/>
                     </a:stretch>
@@ -1396,11 +2632,12 @@
         </w:tc>
       </w:tr>
     </w:tbl>
-    <w:bookmarkEnd w:id="27"/>
-    <w:bookmarkStart w:id="55" w:name="级联失效相图"/>
+    <w:bookmarkEnd w:id="28"/>
+    <w:bookmarkStart w:id="56" w:name="级联失效相图"/>
     <w:p>
       <w:pPr>
         <w:pStyle w:val="Heading2"/>
+        <w:ind w:left="0" w:right="0" w:firstLine="0"/>
       </w:pPr>
       <w:r>
         <w:t xml:space="preserve">3. 级联失效相图</w:t>
@@ -1415,18 +2652,18 @@
           <wp:inline>
             <wp:extent cx="5334000" cy="2883243"/>
             <wp:effectExtent b="0" l="0" r="0" t="0"/>
-            <wp:docPr descr="cascade_phase_by_money.png" title="" id="29" name="Picture"/>
+            <wp:docPr descr="cascade_phase_by_money.png" title="" id="30" name="Picture"/>
             <a:graphic>
               <a:graphicData uri="http://schemas.openxmlformats.org/drawingml/2006/picture">
                 <pic:pic>
                   <pic:nvPicPr>
-                    <pic:cNvPr descr="../results/credit_soc_timestep_scan_analysis_20260609_v2/cascade_phase_by_money.png" id="30" name="Picture"/>
+                    <pic:cNvPr descr="../results/credit_soc_timestep_scan_analysis_20260609_v2/cascade_phase_by_money.png" id="31" name="Picture"/>
                     <pic:cNvPicPr>
                       <a:picLocks noChangeArrowheads="1" noChangeAspect="1"/>
                     </pic:cNvPicPr>
                   </pic:nvPicPr>
                   <pic:blipFill>
-                    <a:blip r:embed="rId28"/>
+                    <a:blip r:embed="rId29"/>
                     <a:stretch>
                       <a:fillRect/>
                     </a:stretch>
@@ -1470,18 +2707,18 @@
           <wp:inline>
             <wp:extent cx="5334000" cy="2883243"/>
             <wp:effectExtent b="0" l="0" r="0" t="0"/>
-            <wp:docPr descr="cascade_phase_by_income_rule.png" title="" id="32" name="Picture"/>
+            <wp:docPr descr="cascade_phase_by_income_rule.png" title="" id="33" name="Picture"/>
             <a:graphic>
               <a:graphicData uri="http://schemas.openxmlformats.org/drawingml/2006/picture">
                 <pic:pic>
                   <pic:nvPicPr>
-                    <pic:cNvPr descr="../results/credit_soc_timestep_scan_analysis_20260609_v2/cascade_phase_by_income_rule.png" id="33" name="Picture"/>
+                    <pic:cNvPr descr="../results/credit_soc_timestep_scan_analysis_20260609_v2/cascade_phase_by_income_rule.png" id="34" name="Picture"/>
                     <pic:cNvPicPr>
                       <a:picLocks noChangeArrowheads="1" noChangeAspect="1"/>
                     </pic:cNvPicPr>
                   </pic:nvPicPr>
                   <pic:blipFill>
-                    <a:blip r:embed="rId31"/>
+                    <a:blip r:embed="rId32"/>
                     <a:stretch>
                       <a:fillRect/>
                     </a:stretch>
@@ -1525,18 +2762,18 @@
           <wp:inline>
             <wp:extent cx="5334000" cy="2883243"/>
             <wp:effectExtent b="0" l="0" r="0" t="0"/>
-            <wp:docPr descr="cascade_phase_by_spending.png" title="" id="35" name="Picture"/>
+            <wp:docPr descr="cascade_phase_by_spending.png" title="" id="36" name="Picture"/>
             <a:graphic>
               <a:graphicData uri="http://schemas.openxmlformats.org/drawingml/2006/picture">
                 <pic:pic>
                   <pic:nvPicPr>
-                    <pic:cNvPr descr="../results/credit_soc_timestep_scan_analysis_20260609_v2/cascade_phase_by_spending.png" id="36" name="Picture"/>
+                    <pic:cNvPr descr="../results/credit_soc_timestep_scan_analysis_20260609_v2/cascade_phase_by_spending.png" id="37" name="Picture"/>
                     <pic:cNvPicPr>
                       <a:picLocks noChangeArrowheads="1" noChangeAspect="1"/>
                     </pic:cNvPicPr>
                   </pic:nvPicPr>
                   <pic:blipFill>
-                    <a:blip r:embed="rId34"/>
+                    <a:blip r:embed="rId35"/>
                     <a:stretch>
                       <a:fillRect/>
                     </a:stretch>
@@ -1580,18 +2817,18 @@
           <wp:inline>
             <wp:extent cx="5334000" cy="3387810"/>
             <wp:effectExtent b="0" l="0" r="0" t="0"/>
-            <wp:docPr descr="cascade_phase_by_topology.png" title="" id="38" name="Picture"/>
+            <wp:docPr descr="cascade_phase_by_topology.png" title="" id="39" name="Picture"/>
             <a:graphic>
               <a:graphicData uri="http://schemas.openxmlformats.org/drawingml/2006/picture">
                 <pic:pic>
                   <pic:nvPicPr>
-                    <pic:cNvPr descr="../results/credit_soc_timestep_scan_analysis_20260609_v2/cascade_phase_by_topology.png" id="39" name="Picture"/>
+                    <pic:cNvPr descr="../results/credit_soc_timestep_scan_analysis_20260609_v2/cascade_phase_by_topology.png" id="40" name="Picture"/>
                     <pic:cNvPicPr>
                       <a:picLocks noChangeArrowheads="1" noChangeAspect="1"/>
                     </pic:cNvPicPr>
                   </pic:nvPicPr>
                   <pic:blipFill>
-                    <a:blip r:embed="rId37"/>
+                    <a:blip r:embed="rId38"/>
                     <a:stretch>
                       <a:fillRect/>
                     </a:stretch>
@@ -1635,18 +2872,18 @@
           <wp:inline>
             <wp:extent cx="5334000" cy="2883243"/>
             <wp:effectExtent b="0" l="0" r="0" t="0"/>
-            <wp:docPr descr="cascade_phase_by_growth_rule.png" title="" id="41" name="Picture"/>
+            <wp:docPr descr="cascade_phase_by_growth_rule.png" title="" id="42" name="Picture"/>
             <a:graphic>
               <a:graphicData uri="http://schemas.openxmlformats.org/drawingml/2006/picture">
                 <pic:pic>
                   <pic:nvPicPr>
-                    <pic:cNvPr descr="../results/credit_soc_timestep_scan_analysis_20260609_v2/cascade_phase_by_growth_rule.png" id="42" name="Picture"/>
+                    <pic:cNvPr descr="../results/credit_soc_timestep_scan_analysis_20260609_v2/cascade_phase_by_growth_rule.png" id="43" name="Picture"/>
                     <pic:cNvPicPr>
                       <a:picLocks noChangeArrowheads="1" noChangeAspect="1"/>
                     </pic:cNvPicPr>
                   </pic:nvPicPr>
                   <pic:blipFill>
-                    <a:blip r:embed="rId40"/>
+                    <a:blip r:embed="rId41"/>
                     <a:stretch>
                       <a:fillRect/>
                     </a:stretch>
@@ -1690,18 +2927,18 @@
           <wp:inline>
             <wp:extent cx="5334000" cy="2883243"/>
             <wp:effectExtent b="0" l="0" r="0" t="0"/>
-            <wp:docPr descr="large_event_phase_by_money.png" title="" id="44" name="Picture"/>
+            <wp:docPr descr="large_event_phase_by_money.png" title="" id="45" name="Picture"/>
             <a:graphic>
               <a:graphicData uri="http://schemas.openxmlformats.org/drawingml/2006/picture">
                 <pic:pic>
                   <pic:nvPicPr>
-                    <pic:cNvPr descr="../results/credit_soc_timestep_scan_analysis_20260609_v2/large_event_phase_by_money.png" id="45" name="Picture"/>
+                    <pic:cNvPr descr="../results/credit_soc_timestep_scan_analysis_20260609_v2/large_event_phase_by_money.png" id="46" name="Picture"/>
                     <pic:cNvPicPr>
                       <a:picLocks noChangeArrowheads="1" noChangeAspect="1"/>
                     </pic:cNvPicPr>
                   </pic:nvPicPr>
                   <pic:blipFill>
-                    <a:blip r:embed="rId43"/>
+                    <a:blip r:embed="rId44"/>
                     <a:stretch>
                       <a:fillRect/>
                     </a:stretch>
@@ -1745,18 +2982,18 @@
           <wp:inline>
             <wp:extent cx="5334000" cy="2883243"/>
             <wp:effectExtent b="0" l="0" r="0" t="0"/>
-            <wp:docPr descr="large_event_phase_by_spending.png" title="" id="47" name="Picture"/>
+            <wp:docPr descr="large_event_phase_by_spending.png" title="" id="48" name="Picture"/>
             <a:graphic>
               <a:graphicData uri="http://schemas.openxmlformats.org/drawingml/2006/picture">
                 <pic:pic>
                   <pic:nvPicPr>
-                    <pic:cNvPr descr="../results/credit_soc_timestep_scan_analysis_20260609_v2/large_event_phase_by_spending.png" id="48" name="Picture"/>
+                    <pic:cNvPr descr="../results/credit_soc_timestep_scan_analysis_20260609_v2/large_event_phase_by_spending.png" id="49" name="Picture"/>
                     <pic:cNvPicPr>
                       <a:picLocks noChangeArrowheads="1" noChangeAspect="1"/>
                     </pic:cNvPicPr>
                   </pic:nvPicPr>
                   <pic:blipFill>
-                    <a:blip r:embed="rId46"/>
+                    <a:blip r:embed="rId47"/>
                     <a:stretch>
                       <a:fillRect/>
                     </a:stretch>
@@ -1800,18 +3037,18 @@
           <wp:inline>
             <wp:extent cx="5334000" cy="3387810"/>
             <wp:effectExtent b="0" l="0" r="0" t="0"/>
-            <wp:docPr descr="large_event_phase_by_topology.png" title="" id="50" name="Picture"/>
+            <wp:docPr descr="large_event_phase_by_topology.png" title="" id="51" name="Picture"/>
             <a:graphic>
               <a:graphicData uri="http://schemas.openxmlformats.org/drawingml/2006/picture">
                 <pic:pic>
                   <pic:nvPicPr>
-                    <pic:cNvPr descr="../results/credit_soc_timestep_scan_analysis_20260609_v2/large_event_phase_by_topology.png" id="51" name="Picture"/>
+                    <pic:cNvPr descr="../results/credit_soc_timestep_scan_analysis_20260609_v2/large_event_phase_by_topology.png" id="52" name="Picture"/>
                     <pic:cNvPicPr>
                       <a:picLocks noChangeArrowheads="1" noChangeAspect="1"/>
                     </pic:cNvPicPr>
                   </pic:nvPicPr>
                   <pic:blipFill>
-                    <a:blip r:embed="rId49"/>
+                    <a:blip r:embed="rId50"/>
                     <a:stretch>
                       <a:fillRect/>
                     </a:stretch>
@@ -1855,18 +3092,18 @@
           <wp:inline>
             <wp:extent cx="5334000" cy="9382554"/>
             <wp:effectExtent b="0" l="0" r="0" t="0"/>
-            <wp:docPr descr="global_cascade_phase_map.png" title="" id="53" name="Picture"/>
+            <wp:docPr descr="global_cascade_phase_map.png" title="" id="54" name="Picture"/>
             <a:graphic>
               <a:graphicData uri="http://schemas.openxmlformats.org/drawingml/2006/picture">
                 <pic:pic>
                   <pic:nvPicPr>
-                    <pic:cNvPr descr="../results/credit_soc_timestep_scan_analysis_20260609_v2/global_cascade_phase_map.png" id="54" name="Picture"/>
+                    <pic:cNvPr descr="../results/credit_soc_timestep_scan_analysis_20260609_v2/global_cascade_phase_map.png" id="55" name="Picture"/>
                     <pic:cNvPicPr>
                       <a:picLocks noChangeArrowheads="1" noChangeAspect="1"/>
                     </pic:cNvPicPr>
                   </pic:nvPicPr>
                   <pic:blipFill>
-                    <a:blip r:embed="rId52"/>
+                    <a:blip r:embed="rId53"/>
                     <a:stretch>
                       <a:fillRect/>
                     </a:stretch>
@@ -4748,11 +5985,12 @@
         </w:tc>
       </w:tr>
     </w:tbl>
-    <w:bookmarkEnd w:id="55"/>
-    <w:bookmarkStart w:id="59" w:name="soc-快筛相图"/>
+    <w:bookmarkEnd w:id="56"/>
+    <w:bookmarkStart w:id="60" w:name="soc-快筛相图"/>
     <w:p>
       <w:pPr>
         <w:pStyle w:val="Heading2"/>
+        <w:ind w:left="0" w:right="0" w:firstLine="0"/>
       </w:pPr>
       <w:r>
         <w:t xml:space="preserve">4. SOC 快筛相图</w:t>
@@ -5270,18 +6508,18 @@
           <wp:inline>
             <wp:extent cx="5334000" cy="9382554"/>
             <wp:effectExtent b="0" l="0" r="0" t="0"/>
-            <wp:docPr descr="global_soc_screen_phase_map.png" title="" id="57" name="Picture"/>
+            <wp:docPr descr="global_soc_screen_phase_map.png" title="" id="58" name="Picture"/>
             <a:graphic>
               <a:graphicData uri="http://schemas.openxmlformats.org/drawingml/2006/picture">
                 <pic:pic>
                   <pic:nvPicPr>
-                    <pic:cNvPr descr="../results/credit_soc_timestep_scan_analysis_20260609_v2/global_soc_screen_phase_map.png" id="58" name="Picture"/>
+                    <pic:cNvPr descr="../results/credit_soc_timestep_scan_analysis_20260609_v2/global_soc_screen_phase_map.png" id="59" name="Picture"/>
                     <pic:cNvPicPr>
                       <a:picLocks noChangeArrowheads="1" noChangeAspect="1"/>
                     </pic:cNvPicPr>
                   </pic:nvPicPr>
                   <pic:blipFill>
-                    <a:blip r:embed="rId56"/>
+                    <a:blip r:embed="rId57"/>
                     <a:stretch>
                       <a:fillRect/>
                     </a:stretch>
@@ -10085,11 +11323,12 @@
         </w:tc>
       </w:tr>
     </w:tbl>
-    <w:bookmarkEnd w:id="59"/>
-    <w:bookmarkStart w:id="81" w:name="级联规模-频率关系"/>
+    <w:bookmarkEnd w:id="60"/>
+    <w:bookmarkStart w:id="82" w:name="级联规模-频率关系"/>
     <w:p>
       <w:pPr>
         <w:pStyle w:val="Heading2"/>
+        <w:ind w:left="0" w:right="0" w:firstLine="0"/>
       </w:pPr>
       <w:r>
         <w:t xml:space="preserve">5. 级联规模-频率关系</w:t>
@@ -10104,18 +11343,18 @@
           <wp:inline>
             <wp:extent cx="5334000" cy="3704166"/>
             <wp:effectExtent b="0" l="0" r="0" t="0"/>
-            <wp:docPr descr="ccdf_by_c.png" title="" id="61" name="Picture"/>
+            <wp:docPr descr="ccdf_by_c.png" title="" id="62" name="Picture"/>
             <a:graphic>
               <a:graphicData uri="http://schemas.openxmlformats.org/drawingml/2006/picture">
                 <pic:pic>
                   <pic:nvPicPr>
-                    <pic:cNvPr descr="../results/credit_soc_timestep_scan_analysis_20260609_v2/ccdf_by_c.png" id="62" name="Picture"/>
+                    <pic:cNvPr descr="../results/credit_soc_timestep_scan_analysis_20260609_v2/ccdf_by_c.png" id="63" name="Picture"/>
                     <pic:cNvPicPr>
                       <a:picLocks noChangeArrowheads="1" noChangeAspect="1"/>
                     </pic:cNvPicPr>
                   </pic:nvPicPr>
                   <pic:blipFill>
-                    <a:blip r:embed="rId60"/>
+                    <a:blip r:embed="rId61"/>
                     <a:stretch>
                       <a:fillRect/>
                     </a:stretch>
@@ -10159,18 +11398,18 @@
           <wp:inline>
             <wp:extent cx="5334000" cy="3704166"/>
             <wp:effectExtent b="0" l="0" r="0" t="0"/>
-            <wp:docPr descr="ccdf_by_money.png" title="" id="64" name="Picture"/>
+            <wp:docPr descr="ccdf_by_money.png" title="" id="65" name="Picture"/>
             <a:graphic>
               <a:graphicData uri="http://schemas.openxmlformats.org/drawingml/2006/picture">
                 <pic:pic>
                   <pic:nvPicPr>
-                    <pic:cNvPr descr="../results/credit_soc_timestep_scan_analysis_20260609_v2/ccdf_by_money.png" id="65" name="Picture"/>
+                    <pic:cNvPr descr="../results/credit_soc_timestep_scan_analysis_20260609_v2/ccdf_by_money.png" id="66" name="Picture"/>
                     <pic:cNvPicPr>
                       <a:picLocks noChangeArrowheads="1" noChangeAspect="1"/>
                     </pic:cNvPicPr>
                   </pic:nvPicPr>
                   <pic:blipFill>
-                    <a:blip r:embed="rId63"/>
+                    <a:blip r:embed="rId64"/>
                     <a:stretch>
                       <a:fillRect/>
                     </a:stretch>
@@ -10214,18 +11453,18 @@
           <wp:inline>
             <wp:extent cx="5334000" cy="3704166"/>
             <wp:effectExtent b="0" l="0" r="0" t="0"/>
-            <wp:docPr descr="ccdf_by_income_rule.png" title="" id="67" name="Picture"/>
+            <wp:docPr descr="ccdf_by_income_rule.png" title="" id="68" name="Picture"/>
             <a:graphic>
               <a:graphicData uri="http://schemas.openxmlformats.org/drawingml/2006/picture">
                 <pic:pic>
                   <pic:nvPicPr>
-                    <pic:cNvPr descr="../results/credit_soc_timestep_scan_analysis_20260609_v2/ccdf_by_income_rule.png" id="68" name="Picture"/>
+                    <pic:cNvPr descr="../results/credit_soc_timestep_scan_analysis_20260609_v2/ccdf_by_income_rule.png" id="69" name="Picture"/>
                     <pic:cNvPicPr>
                       <a:picLocks noChangeArrowheads="1" noChangeAspect="1"/>
                     </pic:cNvPicPr>
                   </pic:nvPicPr>
                   <pic:blipFill>
-                    <a:blip r:embed="rId66"/>
+                    <a:blip r:embed="rId67"/>
                     <a:stretch>
                       <a:fillRect/>
                     </a:stretch>
@@ -10269,18 +11508,18 @@
           <wp:inline>
             <wp:extent cx="5334000" cy="3704166"/>
             <wp:effectExtent b="0" l="0" r="0" t="0"/>
-            <wp:docPr descr="ccdf_by_spending.png" title="" id="70" name="Picture"/>
+            <wp:docPr descr="ccdf_by_spending.png" title="" id="71" name="Picture"/>
             <a:graphic>
               <a:graphicData uri="http://schemas.openxmlformats.org/drawingml/2006/picture">
                 <pic:pic>
                   <pic:nvPicPr>
-                    <pic:cNvPr descr="../results/credit_soc_timestep_scan_analysis_20260609_v2/ccdf_by_spending.png" id="71" name="Picture"/>
+                    <pic:cNvPr descr="../results/credit_soc_timestep_scan_analysis_20260609_v2/ccdf_by_spending.png" id="72" name="Picture"/>
                     <pic:cNvPicPr>
                       <a:picLocks noChangeArrowheads="1" noChangeAspect="1"/>
                     </pic:cNvPicPr>
                   </pic:nvPicPr>
                   <pic:blipFill>
-                    <a:blip r:embed="rId69"/>
+                    <a:blip r:embed="rId70"/>
                     <a:stretch>
                       <a:fillRect/>
                     </a:stretch>
@@ -10324,18 +11563,18 @@
           <wp:inline>
             <wp:extent cx="5334000" cy="3704166"/>
             <wp:effectExtent b="0" l="0" r="0" t="0"/>
-            <wp:docPr descr="ccdf_by_topology.png" title="" id="73" name="Picture"/>
+            <wp:docPr descr="ccdf_by_topology.png" title="" id="74" name="Picture"/>
             <a:graphic>
               <a:graphicData uri="http://schemas.openxmlformats.org/drawingml/2006/picture">
                 <pic:pic>
                   <pic:nvPicPr>
-                    <pic:cNvPr descr="../results/credit_soc_timestep_scan_analysis_20260609_v2/ccdf_by_topology.png" id="74" name="Picture"/>
+                    <pic:cNvPr descr="../results/credit_soc_timestep_scan_analysis_20260609_v2/ccdf_by_topology.png" id="75" name="Picture"/>
                     <pic:cNvPicPr>
                       <a:picLocks noChangeArrowheads="1" noChangeAspect="1"/>
                     </pic:cNvPicPr>
                   </pic:nvPicPr>
                   <pic:blipFill>
-                    <a:blip r:embed="rId72"/>
+                    <a:blip r:embed="rId73"/>
                     <a:stretch>
                       <a:fillRect/>
                     </a:stretch>
@@ -10379,18 +11618,18 @@
           <wp:inline>
             <wp:extent cx="5334000" cy="3704166"/>
             <wp:effectExtent b="0" l="0" r="0" t="0"/>
-            <wp:docPr descr="ccdf_by_growth_rule.png" title="" id="76" name="Picture"/>
+            <wp:docPr descr="ccdf_by_growth_rule.png" title="" id="77" name="Picture"/>
             <a:graphic>
               <a:graphicData uri="http://schemas.openxmlformats.org/drawingml/2006/picture">
                 <pic:pic>
                   <pic:nvPicPr>
-                    <pic:cNvPr descr="../results/credit_soc_timestep_scan_analysis_20260609_v2/ccdf_by_growth_rule.png" id="77" name="Picture"/>
+                    <pic:cNvPr descr="../results/credit_soc_timestep_scan_analysis_20260609_v2/ccdf_by_growth_rule.png" id="78" name="Picture"/>
                     <pic:cNvPicPr>
                       <a:picLocks noChangeArrowheads="1" noChangeAspect="1"/>
                     </pic:cNvPicPr>
                   </pic:nvPicPr>
                   <pic:blipFill>
-                    <a:blip r:embed="rId75"/>
+                    <a:blip r:embed="rId76"/>
                     <a:stretch>
                       <a:fillRect/>
                     </a:stretch>
@@ -10434,18 +11673,18 @@
           <wp:inline>
             <wp:extent cx="5334000" cy="5418666"/>
             <wp:effectExtent b="0" l="0" r="0" t="0"/>
-            <wp:docPr descr="top_candidate_ccdf_grid.png" title="" id="79" name="Picture"/>
+            <wp:docPr descr="top_candidate_ccdf_grid.png" title="" id="80" name="Picture"/>
             <a:graphic>
               <a:graphicData uri="http://schemas.openxmlformats.org/drawingml/2006/picture">
                 <pic:pic>
                   <pic:nvPicPr>
-                    <pic:cNvPr descr="../results/credit_soc_timestep_scan_analysis_20260609_v2/top_candidate_ccdf_grid.png" id="80" name="Picture"/>
+                    <pic:cNvPr descr="../results/credit_soc_timestep_scan_analysis_20260609_v2/top_candidate_ccdf_grid.png" id="81" name="Picture"/>
                     <pic:cNvPicPr>
                       <a:picLocks noChangeArrowheads="1" noChangeAspect="1"/>
                     </pic:cNvPicPr>
                   </pic:nvPicPr>
                   <pic:blipFill>
-                    <a:blip r:embed="rId78"/>
+                    <a:blip r:embed="rId79"/>
                     <a:stretch>
                       <a:fillRect/>
                     </a:stretch>
@@ -10480,11 +11719,12 @@
         <w:t xml:space="preserve">top_candidate_ccdf_grid.png</w:t>
       </w:r>
     </w:p>
-    <w:bookmarkEnd w:id="81"/>
-    <w:bookmarkStart w:id="82" w:name="尾部拟合摘要"/>
+    <w:bookmarkEnd w:id="82"/>
+    <w:bookmarkStart w:id="83" w:name="尾部拟合摘要"/>
     <w:p>
       <w:pPr>
         <w:pStyle w:val="Heading2"/>
+        <w:ind w:left="0" w:right="0" w:firstLine="0"/>
       </w:pPr>
       <w:r>
         <w:t xml:space="preserve">6. 尾部拟合摘要</w:t>
@@ -15223,11 +16463,12 @@
         </w:tc>
       </w:tr>
     </w:tbl>
-    <w:bookmarkEnd w:id="82"/>
-    <w:bookmarkStart w:id="83" w:name="当前判定"/>
+    <w:bookmarkEnd w:id="83"/>
+    <w:bookmarkStart w:id="84" w:name="当前判定"/>
     <w:p>
       <w:pPr>
         <w:pStyle w:val="Heading2"/>
+        <w:ind w:left="0" w:right="0" w:firstLine="0"/>
       </w:pPr>
       <w:r>
         <w:t xml:space="preserve">7. 当前判定</w:t>
@@ -15264,11 +16505,12 @@
         <w:t xml:space="preserve">本报告的 SOC 结论仍遵循项目层级：大级联出现 &lt; 稳健级联转变 &lt; 重尾 &lt; 可信幂律 &lt; 严格 SOC。timestep 下即使每个微步都可能触发 avalanche，也不能把高频事件本身直接等同于 SOC；必须结合规模分布、传播分量、重复违约、长期平稳和有限尺寸标度。</w:t>
       </w:r>
     </w:p>
-    <w:bookmarkEnd w:id="83"/>
-    <w:bookmarkStart w:id="84" w:name="轴效应摘要"/>
+    <w:bookmarkEnd w:id="84"/>
+    <w:bookmarkStart w:id="85" w:name="轴效应摘要"/>
     <w:p>
       <w:pPr>
         <w:pStyle w:val="Heading2"/>
+        <w:ind w:left="0" w:right="0" w:firstLine="0"/>
       </w:pPr>
       <w:r>
         <w:t xml:space="preserve">8. 轴效应摘要</w:t>
@@ -17746,8 +18988,8 @@
         </w:tc>
       </w:tr>
     </w:tbl>
-    <w:bookmarkEnd w:id="84"/>
     <w:bookmarkEnd w:id="85"/>
+    <w:bookmarkEnd w:id="86"/>
     <w:sectPr/>
   </w:body>
 </w:document>
@@ -17999,6 +19241,7 @@
       <w:keepNext/>
       <w:keepLines/>
       <w:spacing w:after="240" w:before="480"/>
+      <w:ind w:left="0" w:right="0" w:firstLine="0"/>
       <w:jc w:val="center"/>
     </w:pPr>
     <w:rPr>
